--- a/Problem AI/AI class task/AI class task/AI.docx
+++ b/Problem AI/AI class task/AI class task/AI.docx
@@ -85,20 +85,8 @@
           <w:kern w:val="0"/>
           <w:szCs w:val="24"/>
         </w:rPr>
-        <w:t xml:space="preserve"> in </w:t>
-      </w:r>
-      <w:proofErr w:type="gramStart"/>
-      <w:r>
-        <w:rPr>
-          <w:rFonts w:cs="Times New Roman"/>
-          <w:b/>
-          <w:bCs/>
-          <w:kern w:val="0"/>
-          <w:szCs w:val="24"/>
-        </w:rPr>
-        <w:t>random-float.txt</w:t>
-      </w:r>
-      <w:proofErr w:type="gramEnd"/>
+        <w:t xml:space="preserve"> in random-float.txt</w:t>
+      </w:r>
     </w:p>
     <w:p>
       <w:pPr>
@@ -705,27 +693,7 @@
           <w:kern w:val="0"/>
           <w:szCs w:val="24"/>
         </w:rPr>
-        <w:t xml:space="preserve">Find the distance between two </w:t>
-      </w:r>
-      <w:proofErr w:type="gramStart"/>
-      <w:r>
-        <w:rPr>
-          <w:rFonts w:cs="Times New Roman"/>
-          <w:color w:val="000000"/>
-          <w:kern w:val="0"/>
-          <w:szCs w:val="24"/>
-        </w:rPr>
-        <w:t>city</w:t>
-      </w:r>
-      <w:proofErr w:type="gramEnd"/>
-      <w:r>
-        <w:rPr>
-          <w:rFonts w:cs="Times New Roman"/>
-          <w:color w:val="000000"/>
-          <w:kern w:val="0"/>
-          <w:szCs w:val="24"/>
-        </w:rPr>
-        <w:t xml:space="preserve"> using latitude and longitude using C++ program. Use</w:t>
+        <w:t>Find the distance between two city using latitude and longitude using C++ program. Use</w:t>
       </w:r>
       <w:r>
         <w:rPr>
@@ -921,25 +889,7 @@
           <w:kern w:val="0"/>
           <w:szCs w:val="24"/>
         </w:rPr>
-        <w:t xml:space="preserve">to you that </w:t>
-      </w:r>
-      <w:proofErr w:type="gramStart"/>
-      <w:r>
-        <w:rPr>
-          <w:rFonts w:cs="Times New Roman"/>
-          <w:kern w:val="0"/>
-          <w:szCs w:val="24"/>
-        </w:rPr>
-        <w:t>contains</w:t>
-      </w:r>
-      <w:proofErr w:type="gramEnd"/>
-      <w:r>
-        <w:rPr>
-          <w:rFonts w:cs="Times New Roman"/>
-          <w:kern w:val="0"/>
-          <w:szCs w:val="24"/>
-        </w:rPr>
-        <w:t xml:space="preserve"> student ID, student Name and Grade. The grade column of the mark</w:t>
+        <w:t>to you that contains student ID, student Name and Grade. The grade column of the mark</w:t>
       </w:r>
       <w:r>
         <w:rPr>
@@ -971,43 +921,7 @@
           <w:kern w:val="0"/>
           <w:szCs w:val="24"/>
         </w:rPr>
-        <w:t xml:space="preserve">calculate the total number of students who got F </w:t>
-      </w:r>
-      <w:proofErr w:type="gramStart"/>
-      <w:r>
-        <w:rPr>
-          <w:rFonts w:cs="Times New Roman"/>
-          <w:kern w:val="0"/>
-          <w:szCs w:val="24"/>
-        </w:rPr>
-        <w:t>grade</w:t>
-      </w:r>
-      <w:proofErr w:type="gramEnd"/>
-      <w:r>
-        <w:rPr>
-          <w:rFonts w:cs="Times New Roman"/>
-          <w:kern w:val="0"/>
-          <w:szCs w:val="24"/>
-        </w:rPr>
-        <w:t xml:space="preserve">. Write a </w:t>
-      </w:r>
-      <w:proofErr w:type="gramStart"/>
-      <w:r>
-        <w:rPr>
-          <w:rFonts w:cs="Times New Roman"/>
-          <w:kern w:val="0"/>
-          <w:szCs w:val="24"/>
-        </w:rPr>
-        <w:t>Student</w:t>
-      </w:r>
-      <w:proofErr w:type="gramEnd"/>
-      <w:r>
-        <w:rPr>
-          <w:rFonts w:cs="Times New Roman"/>
-          <w:kern w:val="0"/>
-          <w:szCs w:val="24"/>
-        </w:rPr>
-        <w:t xml:space="preserve"> class with id,</w:t>
+        <w:t>calculate the total number of students who got F grade. Write a Student class with id,</w:t>
       </w:r>
       <w:r>
         <w:rPr>
@@ -1044,6 +958,20 @@
         </w:rPr>
         <w:t>studentData.txt</w:t>
       </w:r>
+    </w:p>
+    <w:p>
+      <w:pPr>
+        <w:pStyle w:val="ListParagraph"/>
+        <w:autoSpaceDE w:val="0"/>
+        <w:autoSpaceDN w:val="0"/>
+        <w:adjustRightInd w:val="0"/>
+        <w:spacing w:after="0" w:line="240" w:lineRule="auto"/>
+        <w:rPr>
+          <w:rFonts w:cs="Times New Roman"/>
+          <w:kern w:val="0"/>
+          <w:szCs w:val="24"/>
+        </w:rPr>
+      </w:pPr>
     </w:p>
     <w:p>
       <w:pPr>
@@ -1068,25 +996,7 @@
           <w:kern w:val="0"/>
           <w:szCs w:val="24"/>
         </w:rPr>
-        <w:t xml:space="preserve">There are 100 employees in </w:t>
-      </w:r>
-      <w:proofErr w:type="gramStart"/>
-      <w:r>
-        <w:rPr>
-          <w:rFonts w:cs="Times New Roman"/>
-          <w:kern w:val="0"/>
-          <w:szCs w:val="24"/>
-        </w:rPr>
-        <w:t>an</w:t>
-      </w:r>
-      <w:proofErr w:type="gramEnd"/>
-      <w:r>
-        <w:rPr>
-          <w:rFonts w:cs="Times New Roman"/>
-          <w:kern w:val="0"/>
-          <w:szCs w:val="24"/>
-        </w:rPr>
-        <w:t xml:space="preserve"> organization. The organization wants to distribute annual</w:t>
+        <w:t>There are 100 employees in an organization. The organization wants to distribute annual</w:t>
       </w:r>
       <w:r>
         <w:rPr>
@@ -1096,23 +1006,13 @@
         </w:rPr>
         <w:t xml:space="preserve"> </w:t>
       </w:r>
-      <w:proofErr w:type="gramStart"/>
-      <w:r>
-        <w:rPr>
-          <w:rFonts w:cs="Times New Roman"/>
-          <w:kern w:val="0"/>
-          <w:szCs w:val="24"/>
-        </w:rPr>
-        <w:t>bonus</w:t>
-      </w:r>
-      <w:proofErr w:type="gramEnd"/>
-      <w:r>
-        <w:rPr>
-          <w:rFonts w:cs="Times New Roman"/>
-          <w:kern w:val="0"/>
-          <w:szCs w:val="24"/>
-        </w:rPr>
-        <w:t xml:space="preserve"> to the employees based on their performance. The performance of the employees is</w:t>
+      <w:r>
+        <w:rPr>
+          <w:rFonts w:cs="Times New Roman"/>
+          <w:kern w:val="0"/>
+          <w:szCs w:val="24"/>
+        </w:rPr>
+        <w:t>bonus to the employees based on their performance. The performance of the employees is</w:t>
       </w:r>
       <w:r>
         <w:rPr>
@@ -1258,25 +1158,7 @@
           <w:kern w:val="0"/>
           <w:szCs w:val="24"/>
         </w:rPr>
-        <w:t xml:space="preserve">Employee class with id, name, </w:t>
-      </w:r>
-      <w:proofErr w:type="gramStart"/>
-      <w:r>
-        <w:rPr>
-          <w:rFonts w:cs="Times New Roman"/>
-          <w:kern w:val="0"/>
-          <w:szCs w:val="24"/>
-        </w:rPr>
-        <w:t>salary</w:t>
-      </w:r>
-      <w:proofErr w:type="gramEnd"/>
-      <w:r>
-        <w:rPr>
-          <w:rFonts w:cs="Times New Roman"/>
-          <w:kern w:val="0"/>
-          <w:szCs w:val="24"/>
-        </w:rPr>
-        <w:t xml:space="preserve"> and performance.</w:t>
+        <w:t>Employee class with id, name, salary and performance.</w:t>
       </w:r>
       <w:r>
         <w:rPr>
@@ -1296,6 +1178,20 @@
         </w:rPr>
         <w:t>employeeData.txt</w:t>
       </w:r>
+    </w:p>
+    <w:p>
+      <w:pPr>
+        <w:pStyle w:val="ListParagraph"/>
+        <w:autoSpaceDE w:val="0"/>
+        <w:autoSpaceDN w:val="0"/>
+        <w:adjustRightInd w:val="0"/>
+        <w:spacing w:after="0" w:line="240" w:lineRule="auto"/>
+        <w:rPr>
+          <w:rFonts w:cs="Times New Roman"/>
+          <w:kern w:val="0"/>
+          <w:szCs w:val="24"/>
+        </w:rPr>
+      </w:pPr>
     </w:p>
     <w:p>
       <w:pPr>
@@ -1320,25 +1216,7 @@
           <w:kern w:val="0"/>
           <w:szCs w:val="24"/>
         </w:rPr>
-        <w:t xml:space="preserve">Monthly rainfall data of 1970 of different </w:t>
-      </w:r>
-      <w:proofErr w:type="gramStart"/>
-      <w:r>
-        <w:rPr>
-          <w:rFonts w:cs="Times New Roman"/>
-          <w:kern w:val="0"/>
-          <w:szCs w:val="24"/>
-        </w:rPr>
-        <w:t>station</w:t>
-      </w:r>
-      <w:proofErr w:type="gramEnd"/>
-      <w:r>
-        <w:rPr>
-          <w:rFonts w:cs="Times New Roman"/>
-          <w:kern w:val="0"/>
-          <w:szCs w:val="24"/>
-        </w:rPr>
-        <w:t xml:space="preserve"> is given. Data column as follows:</w:t>
+        <w:t>Monthly rainfall data of 1970 of different station is given. Data column as follows:</w:t>
       </w:r>
       <w:r>
         <w:rPr>
@@ -1480,19 +1358,7 @@
           <w:kern w:val="0"/>
           <w:szCs w:val="24"/>
         </w:rPr>
-        <w:t>customized_daily_rainfall_data</w:t>
-      </w:r>
-      <w:r>
-        <w:rPr>
-          <w:rFonts w:cs="Times New Roman"/>
-          <w:b/>
-          <w:bCs/>
-          <w:i/>
-          <w:iCs/>
-          <w:kern w:val="0"/>
-          <w:szCs w:val="24"/>
-        </w:rPr>
-        <w:t>.txt</w:t>
+        <w:t>customized_daily_rainfall_data.txt</w:t>
       </w:r>
     </w:p>
     <w:sectPr>

--- a/Problem AI/AI class task/AI class task/AI.docx
+++ b/Problem AI/AI class task/AI class task/AI.docx
@@ -85,8 +85,20 @@
           <w:kern w:val="0"/>
           <w:szCs w:val="24"/>
         </w:rPr>
-        <w:t xml:space="preserve"> in random-float.txt</w:t>
-      </w:r>
+        <w:t xml:space="preserve"> in </w:t>
+      </w:r>
+      <w:proofErr w:type="gramStart"/>
+      <w:r>
+        <w:rPr>
+          <w:rFonts w:cs="Times New Roman"/>
+          <w:b/>
+          <w:bCs/>
+          <w:kern w:val="0"/>
+          <w:szCs w:val="24"/>
+        </w:rPr>
+        <w:t>random-float.txt</w:t>
+      </w:r>
+      <w:proofErr w:type="gramEnd"/>
     </w:p>
     <w:p>
       <w:pPr>
@@ -693,7 +705,27 @@
           <w:kern w:val="0"/>
           <w:szCs w:val="24"/>
         </w:rPr>
-        <w:t>Find the distance between two city using latitude and longitude using C++ program. Use</w:t>
+        <w:t xml:space="preserve">Find the distance between two </w:t>
+      </w:r>
+      <w:proofErr w:type="gramStart"/>
+      <w:r>
+        <w:rPr>
+          <w:rFonts w:cs="Times New Roman"/>
+          <w:color w:val="000000"/>
+          <w:kern w:val="0"/>
+          <w:szCs w:val="24"/>
+        </w:rPr>
+        <w:t>city</w:t>
+      </w:r>
+      <w:proofErr w:type="gramEnd"/>
+      <w:r>
+        <w:rPr>
+          <w:rFonts w:cs="Times New Roman"/>
+          <w:color w:val="000000"/>
+          <w:kern w:val="0"/>
+          <w:szCs w:val="24"/>
+        </w:rPr>
+        <w:t xml:space="preserve"> using latitude and longitude using C++ program. Use</w:t>
       </w:r>
       <w:r>
         <w:rPr>
@@ -889,7 +921,25 @@
           <w:kern w:val="0"/>
           <w:szCs w:val="24"/>
         </w:rPr>
-        <w:t>to you that contains student ID, student Name and Grade. The grade column of the mark</w:t>
+        <w:t xml:space="preserve">to you that </w:t>
+      </w:r>
+      <w:proofErr w:type="gramStart"/>
+      <w:r>
+        <w:rPr>
+          <w:rFonts w:cs="Times New Roman"/>
+          <w:kern w:val="0"/>
+          <w:szCs w:val="24"/>
+        </w:rPr>
+        <w:t>contains</w:t>
+      </w:r>
+      <w:proofErr w:type="gramEnd"/>
+      <w:r>
+        <w:rPr>
+          <w:rFonts w:cs="Times New Roman"/>
+          <w:kern w:val="0"/>
+          <w:szCs w:val="24"/>
+        </w:rPr>
+        <w:t xml:space="preserve"> student ID, student Name and Grade. The grade column of the mark</w:t>
       </w:r>
       <w:r>
         <w:rPr>
@@ -921,7 +971,43 @@
           <w:kern w:val="0"/>
           <w:szCs w:val="24"/>
         </w:rPr>
-        <w:t>calculate the total number of students who got F grade. Write a Student class with id,</w:t>
+        <w:t xml:space="preserve">calculate the total number of students who got F </w:t>
+      </w:r>
+      <w:proofErr w:type="gramStart"/>
+      <w:r>
+        <w:rPr>
+          <w:rFonts w:cs="Times New Roman"/>
+          <w:kern w:val="0"/>
+          <w:szCs w:val="24"/>
+        </w:rPr>
+        <w:t>grade</w:t>
+      </w:r>
+      <w:proofErr w:type="gramEnd"/>
+      <w:r>
+        <w:rPr>
+          <w:rFonts w:cs="Times New Roman"/>
+          <w:kern w:val="0"/>
+          <w:szCs w:val="24"/>
+        </w:rPr>
+        <w:t xml:space="preserve">. Write a </w:t>
+      </w:r>
+      <w:proofErr w:type="gramStart"/>
+      <w:r>
+        <w:rPr>
+          <w:rFonts w:cs="Times New Roman"/>
+          <w:kern w:val="0"/>
+          <w:szCs w:val="24"/>
+        </w:rPr>
+        <w:t>Student</w:t>
+      </w:r>
+      <w:proofErr w:type="gramEnd"/>
+      <w:r>
+        <w:rPr>
+          <w:rFonts w:cs="Times New Roman"/>
+          <w:kern w:val="0"/>
+          <w:szCs w:val="24"/>
+        </w:rPr>
+        <w:t xml:space="preserve"> class with id,</w:t>
       </w:r>
       <w:r>
         <w:rPr>
@@ -958,20 +1044,6 @@
         </w:rPr>
         <w:t>studentData.txt</w:t>
       </w:r>
-    </w:p>
-    <w:p>
-      <w:pPr>
-        <w:pStyle w:val="ListParagraph"/>
-        <w:autoSpaceDE w:val="0"/>
-        <w:autoSpaceDN w:val="0"/>
-        <w:adjustRightInd w:val="0"/>
-        <w:spacing w:after="0" w:line="240" w:lineRule="auto"/>
-        <w:rPr>
-          <w:rFonts w:cs="Times New Roman"/>
-          <w:kern w:val="0"/>
-          <w:szCs w:val="24"/>
-        </w:rPr>
-      </w:pPr>
     </w:p>
     <w:p>
       <w:pPr>
@@ -996,7 +1068,25 @@
           <w:kern w:val="0"/>
           <w:szCs w:val="24"/>
         </w:rPr>
-        <w:t>There are 100 employees in an organization. The organization wants to distribute annual</w:t>
+        <w:t xml:space="preserve">There are 100 employees in </w:t>
+      </w:r>
+      <w:proofErr w:type="gramStart"/>
+      <w:r>
+        <w:rPr>
+          <w:rFonts w:cs="Times New Roman"/>
+          <w:kern w:val="0"/>
+          <w:szCs w:val="24"/>
+        </w:rPr>
+        <w:t>an</w:t>
+      </w:r>
+      <w:proofErr w:type="gramEnd"/>
+      <w:r>
+        <w:rPr>
+          <w:rFonts w:cs="Times New Roman"/>
+          <w:kern w:val="0"/>
+          <w:szCs w:val="24"/>
+        </w:rPr>
+        <w:t xml:space="preserve"> organization. The organization wants to distribute annual</w:t>
       </w:r>
       <w:r>
         <w:rPr>
@@ -1006,13 +1096,23 @@
         </w:rPr>
         <w:t xml:space="preserve"> </w:t>
       </w:r>
-      <w:r>
-        <w:rPr>
-          <w:rFonts w:cs="Times New Roman"/>
-          <w:kern w:val="0"/>
-          <w:szCs w:val="24"/>
-        </w:rPr>
-        <w:t>bonus to the employees based on their performance. The performance of the employees is</w:t>
+      <w:proofErr w:type="gramStart"/>
+      <w:r>
+        <w:rPr>
+          <w:rFonts w:cs="Times New Roman"/>
+          <w:kern w:val="0"/>
+          <w:szCs w:val="24"/>
+        </w:rPr>
+        <w:t>bonus</w:t>
+      </w:r>
+      <w:proofErr w:type="gramEnd"/>
+      <w:r>
+        <w:rPr>
+          <w:rFonts w:cs="Times New Roman"/>
+          <w:kern w:val="0"/>
+          <w:szCs w:val="24"/>
+        </w:rPr>
+        <w:t xml:space="preserve"> to the employees based on their performance. The performance of the employees is</w:t>
       </w:r>
       <w:r>
         <w:rPr>
@@ -1158,7 +1258,25 @@
           <w:kern w:val="0"/>
           <w:szCs w:val="24"/>
         </w:rPr>
-        <w:t>Employee class with id, name, salary and performance.</w:t>
+        <w:t xml:space="preserve">Employee class with id, name, </w:t>
+      </w:r>
+      <w:proofErr w:type="gramStart"/>
+      <w:r>
+        <w:rPr>
+          <w:rFonts w:cs="Times New Roman"/>
+          <w:kern w:val="0"/>
+          <w:szCs w:val="24"/>
+        </w:rPr>
+        <w:t>salary</w:t>
+      </w:r>
+      <w:proofErr w:type="gramEnd"/>
+      <w:r>
+        <w:rPr>
+          <w:rFonts w:cs="Times New Roman"/>
+          <w:kern w:val="0"/>
+          <w:szCs w:val="24"/>
+        </w:rPr>
+        <w:t xml:space="preserve"> and performance.</w:t>
       </w:r>
       <w:r>
         <w:rPr>
@@ -1178,20 +1296,6 @@
         </w:rPr>
         <w:t>employeeData.txt</w:t>
       </w:r>
-    </w:p>
-    <w:p>
-      <w:pPr>
-        <w:pStyle w:val="ListParagraph"/>
-        <w:autoSpaceDE w:val="0"/>
-        <w:autoSpaceDN w:val="0"/>
-        <w:adjustRightInd w:val="0"/>
-        <w:spacing w:after="0" w:line="240" w:lineRule="auto"/>
-        <w:rPr>
-          <w:rFonts w:cs="Times New Roman"/>
-          <w:kern w:val="0"/>
-          <w:szCs w:val="24"/>
-        </w:rPr>
-      </w:pPr>
     </w:p>
     <w:p>
       <w:pPr>
@@ -1216,7 +1320,25 @@
           <w:kern w:val="0"/>
           <w:szCs w:val="24"/>
         </w:rPr>
-        <w:t>Monthly rainfall data of 1970 of different station is given. Data column as follows:</w:t>
+        <w:t xml:space="preserve">Monthly rainfall data of 1970 of different </w:t>
+      </w:r>
+      <w:proofErr w:type="gramStart"/>
+      <w:r>
+        <w:rPr>
+          <w:rFonts w:cs="Times New Roman"/>
+          <w:kern w:val="0"/>
+          <w:szCs w:val="24"/>
+        </w:rPr>
+        <w:t>station</w:t>
+      </w:r>
+      <w:proofErr w:type="gramEnd"/>
+      <w:r>
+        <w:rPr>
+          <w:rFonts w:cs="Times New Roman"/>
+          <w:kern w:val="0"/>
+          <w:szCs w:val="24"/>
+        </w:rPr>
+        <w:t xml:space="preserve"> is given. Data column as follows:</w:t>
       </w:r>
       <w:r>
         <w:rPr>
@@ -1358,7 +1480,19 @@
           <w:kern w:val="0"/>
           <w:szCs w:val="24"/>
         </w:rPr>
-        <w:t>customized_daily_rainfall_data.txt</w:t>
+        <w:t>customized_daily_rainfall_data</w:t>
+      </w:r>
+      <w:r>
+        <w:rPr>
+          <w:rFonts w:cs="Times New Roman"/>
+          <w:b/>
+          <w:bCs/>
+          <w:i/>
+          <w:iCs/>
+          <w:kern w:val="0"/>
+          <w:szCs w:val="24"/>
+        </w:rPr>
+        <w:t>.txt</w:t>
       </w:r>
     </w:p>
     <w:sectPr>
